--- a/bio/resume/DrGailZhouResume_Aug_2026.docx
+++ b/bio/resume/DrGailZhouResume_Aug_2026.docx
@@ -2717,7 +2717,19 @@
         <w:rPr>
           <w:bCs/>
         </w:rPr>
-        <w:t xml:space="preserve">Advisor and Leadership Roles Only                                                        August 2026 – Present                                                                                    </w:t>
+        <w:t xml:space="preserve">Advisor and Leadership Roles </w:t>
+      </w:r>
+      <w:r>
+        <w:rPr>
+          <w:bCs/>
+        </w:rPr>
+        <w:t xml:space="preserve">        </w:t>
+      </w:r>
+      <w:r>
+        <w:rPr>
+          <w:bCs/>
+        </w:rPr>
+        <w:t xml:space="preserve">                                                        August 2026 – Present                                                                                    </w:t>
       </w:r>
     </w:p>
     <w:p>
@@ -2736,7 +2748,7 @@
           <w:szCs w:val="20"/>
           <w:u w:val="single"/>
         </w:rPr>
-        <w:t>Career Highlights</w:t>
+        <w:t>Preferences</w:t>
       </w:r>
       <w:r>
         <w:rPr>
@@ -2750,35 +2762,21 @@
           <w:sz w:val="20"/>
           <w:szCs w:val="20"/>
         </w:rPr>
-        <w:t>Semi retired. Will consider only the right roles. Prefer part-time roles (less than 50</w:t>
-      </w:r>
-      <w:r>
-        <w:rPr>
-          <w:sz w:val="20"/>
-          <w:szCs w:val="20"/>
-        </w:rPr>
-        <w:t xml:space="preserve">%). </w:t>
-      </w:r>
-      <w:r>
-        <w:rPr>
-          <w:sz w:val="20"/>
-          <w:szCs w:val="20"/>
-        </w:rPr>
-        <w:t>I am a highly productive person and do like to waste time. I can help with the best and simplest approach / design / architecture and mentor team to achieve the desirable results</w:t>
-      </w:r>
-      <w:r>
-        <w:rPr>
-          <w:sz w:val="20"/>
-          <w:szCs w:val="20"/>
-        </w:rPr>
-        <w:t>.</w:t>
-      </w:r>
-      <w:r>
-        <w:rPr>
-          <w:sz w:val="20"/>
-          <w:szCs w:val="20"/>
-        </w:rPr>
-        <w:t xml:space="preserve"> </w:t>
+        <w:t xml:space="preserve">Prefer </w:t>
+      </w:r>
+      <w:r>
+        <w:rPr>
+          <w:sz w:val="20"/>
+          <w:szCs w:val="20"/>
+        </w:rPr>
+        <w:t>c</w:t>
+      </w:r>
+      <w:r>
+        <w:rPr>
+          <w:sz w:val="20"/>
+          <w:szCs w:val="20"/>
+        </w:rPr>
+        <w:t xml:space="preserve">ontracting roles. Remote Only. </w:t>
       </w:r>
     </w:p>
     <w:p>
@@ -3282,7 +3280,6 @@
           <w:sz w:val="20"/>
           <w:szCs w:val="20"/>
         </w:rPr>
-        <w:lastRenderedPageBreak/>
         <w:t xml:space="preserve">Principal Architect, </w:t>
       </w:r>
       <w:r>
@@ -3409,6 +3406,7 @@
           <w:sz w:val="20"/>
           <w:szCs w:val="20"/>
         </w:rPr>
+        <w:lastRenderedPageBreak/>
         <w:t xml:space="preserve">Led the development and publication of </w:t>
       </w:r>
       <w:r>
@@ -4669,7 +4667,6 @@
           <w:szCs w:val="20"/>
           <w:shd w:val="clear" w:color="auto" w:fill="FFFFFF"/>
         </w:rPr>
-        <w:lastRenderedPageBreak/>
         <w:t xml:space="preserve">Developed transformational enterprise reference architectures and defined technology standards for information management. Founded and </w:t>
       </w:r>
       <w:r>
@@ -4739,6 +4736,7 @@
           <w:szCs w:val="20"/>
           <w:shd w:val="clear" w:color="auto" w:fill="FFFFFF"/>
         </w:rPr>
+        <w:lastRenderedPageBreak/>
         <w:t>Designed logical, physical, and hot–hot high availability architectures for large-scale, real-time payment processing—used in production for fraud detection and prevention.</w:t>
       </w:r>
     </w:p>
